--- a/2022/Drafts/Compliance Documents/LMCI-HERS/2022-LMCI-MCH-23e-H-AirflowRate-AllZonesCallingOnly-WithCFVCS.docx
+++ b/2022/Drafts/Compliance Documents/LMCI-HERS/2022-LMCI-MCH-23e-H-AirflowRate-AllZonesCallingOnly-WithCFVCS.docx
@@ -8984,7 +8984,6 @@
                 <w:sz w:val="18"/>
                 <w:szCs w:val="18"/>
               </w:rPr>
-              <w:lastRenderedPageBreak/>
               <w:t xml:space="preserve">B. Hole for the placement of a Static Pressure Probe (HSPP), and Permanently </w:t>
             </w:r>
             <w:r>
@@ -11909,34 +11908,143 @@
             <w:pPr>
               <w:keepNext/>
               <w:rPr>
-                <w:rFonts w:asciiTheme="minorHAnsi" w:hAnsiTheme="minorHAnsi"/>
-                <w:sz w:val="18"/>
-                <w:szCs w:val="18"/>
-              </w:rPr>
-            </w:pPr>
-            <w:r>
-              <w:rPr>
-                <w:rFonts w:asciiTheme="minorHAnsi" w:hAnsiTheme="minorHAnsi"/>
-                <w:sz w:val="18"/>
-                <w:szCs w:val="18"/>
-              </w:rPr>
-              <w:t>Elseif parent is MCH-01a, and B1</w:t>
-            </w:r>
-            <w:r>
-              <w:rPr>
-                <w:rFonts w:asciiTheme="minorHAnsi" w:hAnsiTheme="minorHAnsi"/>
-                <w:sz w:val="18"/>
-                <w:szCs w:val="18"/>
-              </w:rPr>
-              <w:t>0</w:t>
-            </w:r>
-            <w:r>
-              <w:rPr>
-                <w:rFonts w:asciiTheme="minorHAnsi" w:hAnsiTheme="minorHAnsi"/>
-                <w:sz w:val="18"/>
-                <w:szCs w:val="18"/>
-              </w:rPr>
-              <w:t xml:space="preserve"> </w:t>
+                <w:ins w:id="44" w:author="Alhabibi, Haider@Energy" w:date="2024-04-09T08:32:00Z"/>
+                <w:rFonts w:asciiTheme="minorHAnsi" w:hAnsiTheme="minorHAnsi"/>
+                <w:sz w:val="18"/>
+                <w:szCs w:val="18"/>
+              </w:rPr>
+            </w:pPr>
+            <w:r>
+              <w:rPr>
+                <w:rFonts w:asciiTheme="minorHAnsi" w:hAnsiTheme="minorHAnsi"/>
+                <w:sz w:val="18"/>
+                <w:szCs w:val="18"/>
+              </w:rPr>
+              <w:t>Elseif parent is MCH-01a</w:t>
+            </w:r>
+            <w:ins w:id="45" w:author="Alhabibi, Haider@Energy" w:date="2024-04-09T08:32:00Z">
+              <w:r>
+                <w:rPr>
+                  <w:rFonts w:asciiTheme="minorHAnsi" w:hAnsiTheme="minorHAnsi"/>
+                  <w:sz w:val="18"/>
+                  <w:szCs w:val="18"/>
+                </w:rPr>
+                <w:t xml:space="preserve"> only</w:t>
+              </w:r>
+              <w:r>
+                <w:rPr>
+                  <w:rFonts w:asciiTheme="minorHAnsi" w:hAnsiTheme="minorHAnsi"/>
+                  <w:sz w:val="18"/>
+                  <w:szCs w:val="18"/>
+                </w:rPr>
+                <w:t>:</w:t>
+              </w:r>
+            </w:ins>
+          </w:p>
+          <w:p>
+            <w:pPr>
+              <w:keepNext/>
+              <w:rPr>
+                <w:rFonts w:asciiTheme="minorHAnsi" w:hAnsiTheme="minorHAnsi"/>
+                <w:sz w:val="18"/>
+                <w:szCs w:val="18"/>
+              </w:rPr>
+            </w:pPr>
+            <w:ins w:id="46" w:author="Alhabibi, Haider@Energy" w:date="2024-04-09T08:32:00Z">
+              <w:r>
+                <w:rPr>
+                  <w:rFonts w:asciiTheme="minorHAnsi" w:hAnsiTheme="minorHAnsi"/>
+                  <w:sz w:val="18"/>
+                  <w:szCs w:val="18"/>
+                </w:rPr>
+                <w:t xml:space="preserve">If (B10 ≠ NA and B10 ≠ D09) </w:t>
+              </w:r>
+            </w:ins>
+            <w:del w:id="47" w:author="Alhabibi, Haider@Energy" w:date="2024-04-09T08:32:00Z">
+              <w:r>
+                <w:rPr>
+                  <w:rFonts w:asciiTheme="minorHAnsi" w:hAnsiTheme="minorHAnsi"/>
+                  <w:sz w:val="18"/>
+                  <w:szCs w:val="18"/>
+                </w:rPr>
+                <w:delText>, and B1</w:delText>
+              </w:r>
+              <w:r>
+                <w:rPr>
+                  <w:rFonts w:asciiTheme="minorHAnsi" w:hAnsiTheme="minorHAnsi"/>
+                  <w:sz w:val="18"/>
+                  <w:szCs w:val="18"/>
+                </w:rPr>
+                <w:delText>0</w:delText>
+              </w:r>
+              <w:r>
+                <w:rPr>
+                  <w:rFonts w:asciiTheme="minorHAnsi" w:hAnsiTheme="minorHAnsi"/>
+                  <w:sz w:val="18"/>
+                  <w:szCs w:val="18"/>
+                </w:rPr>
+                <w:delText xml:space="preserve"> </w:delText>
+              </w:r>
+              <w:r>
+                <w:rPr>
+                  <w:rFonts w:asciiTheme="minorHAnsi" w:hAnsiTheme="minorHAnsi" w:cstheme="minorHAnsi"/>
+                  <w:sz w:val="18"/>
+                  <w:szCs w:val="18"/>
+                </w:rPr>
+                <w:delText>≠</w:delText>
+              </w:r>
+              <w:r>
+                <w:rPr>
+                  <w:rFonts w:asciiTheme="minorHAnsi" w:hAnsiTheme="minorHAnsi"/>
+                  <w:sz w:val="18"/>
+                  <w:szCs w:val="18"/>
+                </w:rPr>
+                <w:delText xml:space="preserve"> D09</w:delText>
+              </w:r>
+            </w:del>
+            <w:r>
+              <w:rPr>
+                <w:rFonts w:asciiTheme="minorHAnsi" w:hAnsiTheme="minorHAnsi"/>
+                <w:sz w:val="18"/>
+                <w:szCs w:val="18"/>
+              </w:rPr>
+              <w:t>, then value = 350;</w:t>
+            </w:r>
+          </w:p>
+          <w:p>
+            <w:pPr>
+              <w:keepNext/>
+              <w:rPr>
+                <w:rFonts w:asciiTheme="minorHAnsi" w:hAnsiTheme="minorHAnsi"/>
+                <w:sz w:val="18"/>
+                <w:szCs w:val="18"/>
+              </w:rPr>
+            </w:pPr>
+            <w:r>
+              <w:rPr>
+                <w:rFonts w:asciiTheme="minorHAnsi" w:hAnsiTheme="minorHAnsi"/>
+                <w:sz w:val="18"/>
+                <w:szCs w:val="18"/>
+              </w:rPr>
+              <w:t xml:space="preserve">Elseif </w:t>
+            </w:r>
+            <w:del w:id="48" w:author="Alhabibi, Haider@Energy" w:date="2024-04-09T15:58:00Z">
+              <w:r>
+                <w:rPr>
+                  <w:rFonts w:asciiTheme="minorHAnsi" w:hAnsiTheme="minorHAnsi"/>
+                  <w:sz w:val="18"/>
+                  <w:szCs w:val="18"/>
+                </w:rPr>
+                <w:delText xml:space="preserve">parent is MCH-01a, and </w:delText>
+              </w:r>
+            </w:del>
+            <w:r>
+              <w:rPr>
+                <w:rFonts w:asciiTheme="minorHAnsi" w:hAnsiTheme="minorHAnsi"/>
+                <w:sz w:val="18"/>
+                <w:szCs w:val="18"/>
+              </w:rPr>
+              <w:t xml:space="preserve">C08 </w:t>
             </w:r>
             <w:r>
               <w:rPr>
@@ -11952,52 +12060,81 @@
                 <w:sz w:val="18"/>
                 <w:szCs w:val="18"/>
               </w:rPr>
-              <w:t xml:space="preserve"> D09, then value = 350;</w:t>
-            </w:r>
-          </w:p>
-          <w:p>
-            <w:pPr>
-              <w:keepNext/>
-              <w:rPr>
-                <w:rFonts w:asciiTheme="minorHAnsi" w:hAnsiTheme="minorHAnsi"/>
-                <w:sz w:val="18"/>
-                <w:szCs w:val="18"/>
-              </w:rPr>
-            </w:pPr>
-          </w:p>
-          <w:p>
-            <w:pPr>
-              <w:keepNext/>
-              <w:rPr>
-                <w:rFonts w:asciiTheme="minorHAnsi" w:hAnsiTheme="minorHAnsi"/>
-                <w:sz w:val="18"/>
-                <w:szCs w:val="18"/>
-              </w:rPr>
-            </w:pPr>
-            <w:r>
-              <w:rPr>
-                <w:rFonts w:asciiTheme="minorHAnsi" w:hAnsiTheme="minorHAnsi"/>
-                <w:sz w:val="18"/>
-                <w:szCs w:val="18"/>
-              </w:rPr>
-              <w:t xml:space="preserve">Elseif parent is MCH-01a, and C08 </w:t>
-            </w:r>
-            <w:r>
-              <w:rPr>
-                <w:rFonts w:asciiTheme="minorHAnsi" w:hAnsiTheme="minorHAnsi" w:cstheme="minorHAnsi"/>
-                <w:sz w:val="18"/>
-                <w:szCs w:val="18"/>
-              </w:rPr>
-              <w:t>≠</w:t>
-            </w:r>
-            <w:r>
-              <w:rPr>
-                <w:rFonts w:asciiTheme="minorHAnsi" w:hAnsiTheme="minorHAnsi"/>
-                <w:sz w:val="18"/>
-                <w:szCs w:val="18"/>
-              </w:rPr>
               <w:t xml:space="preserve"> NA, then reference value from MCH-01a C08;</w:t>
             </w:r>
+          </w:p>
+          <w:p>
+            <w:pPr>
+              <w:keepNext/>
+              <w:rPr>
+                <w:rFonts w:asciiTheme="minorHAnsi" w:hAnsiTheme="minorHAnsi"/>
+                <w:sz w:val="18"/>
+                <w:szCs w:val="18"/>
+              </w:rPr>
+            </w:pPr>
+          </w:p>
+          <w:p>
+            <w:pPr>
+              <w:keepNext/>
+              <w:rPr>
+                <w:ins w:id="49" w:author="Alhabibi, Haider@Energy" w:date="2024-04-09T08:34:00Z"/>
+                <w:rFonts w:asciiTheme="minorHAnsi" w:hAnsiTheme="minorHAnsi"/>
+                <w:sz w:val="18"/>
+                <w:szCs w:val="18"/>
+              </w:rPr>
+            </w:pPr>
+            <w:ins w:id="50" w:author="Alhabibi, Haider@Energy" w:date="2024-04-09T08:34:00Z">
+              <w:r>
+                <w:rPr>
+                  <w:rFonts w:asciiTheme="minorHAnsi" w:hAnsiTheme="minorHAnsi"/>
+                  <w:sz w:val="18"/>
+                  <w:szCs w:val="18"/>
+                </w:rPr>
+                <w:t xml:space="preserve">Elseif parent is MCH-01d only: </w:t>
+              </w:r>
+            </w:ins>
+          </w:p>
+          <w:p>
+            <w:pPr>
+              <w:keepNext/>
+              <w:rPr>
+                <w:ins w:id="51" w:author="Alhabibi, Haider@Energy" w:date="2024-04-09T08:34:00Z"/>
+                <w:rFonts w:asciiTheme="minorHAnsi" w:hAnsiTheme="minorHAnsi"/>
+                <w:sz w:val="18"/>
+                <w:szCs w:val="18"/>
+              </w:rPr>
+            </w:pPr>
+            <w:ins w:id="52" w:author="Alhabibi, Haider@Energy" w:date="2024-04-09T08:34:00Z">
+              <w:r>
+                <w:rPr>
+                  <w:rFonts w:asciiTheme="minorHAnsi" w:hAnsiTheme="minorHAnsi"/>
+                  <w:sz w:val="18"/>
+                  <w:szCs w:val="18"/>
+                </w:rPr>
+                <w:t>If (B08 ≠ NA and B08 ≠ D09), then value = 350;</w:t>
+              </w:r>
+            </w:ins>
+          </w:p>
+          <w:p>
+            <w:pPr>
+              <w:keepNext/>
+              <w:rPr>
+                <w:ins w:id="53" w:author="Alhabibi, Haider@Energy" w:date="2024-04-09T08:34:00Z"/>
+                <w:rFonts w:asciiTheme="minorHAnsi" w:hAnsiTheme="minorHAnsi"/>
+                <w:sz w:val="18"/>
+                <w:szCs w:val="18"/>
+              </w:rPr>
+            </w:pPr>
+            <w:ins w:id="54" w:author="Alhabibi, Haider@Energy" w:date="2024-04-09T08:34:00Z">
+              <w:r>
+                <w:rPr>
+                  <w:rFonts w:asciiTheme="minorHAnsi" w:hAnsiTheme="minorHAnsi"/>
+                  <w:sz w:val="18"/>
+                  <w:szCs w:val="18"/>
+                </w:rPr>
+                <w:t>Elseif C08 ≠ NA, then reference value from MCH-01d C08;</w:t>
+              </w:r>
+            </w:ins>
           </w:p>
           <w:p>
             <w:pPr>
@@ -12479,7 +12616,7 @@
             <w:pPr>
               <w:keepNext/>
               <w:rPr>
-                <w:ins w:id="44" w:author="Alhabibi, Haider@Energy" w:date="2023-11-02T11:40:00Z"/>
+                <w:ins w:id="55" w:author="Alhabibi, Haider@Energy" w:date="2023-11-02T11:40:00Z"/>
                 <w:rFonts w:asciiTheme="minorHAnsi" w:hAnsiTheme="minorHAnsi"/>
                 <w:sz w:val="18"/>
                 <w:szCs w:val="18"/>
@@ -12493,17 +12630,37 @@
               </w:rPr>
               <w:t xml:space="preserve"> </w:t>
             </w:r>
-            <w:ins w:id="45" w:author="Alhabibi, Haider@Energy" w:date="2023-11-02T11:40:00Z">
+            <w:ins w:id="56" w:author="Alhabibi, Haider@Energy" w:date="2023-11-02T11:40:00Z">
               <w:r>
                 <w:rPr>
                   <w:rFonts w:asciiTheme="minorHAnsi" w:hAnsiTheme="minorHAnsi"/>
                   <w:sz w:val="18"/>
                   <w:szCs w:val="18"/>
                 </w:rPr>
-                <w:t xml:space="preserve">If parent document = CF2R-MCH-01b, then value = </w:t>
+                <w:t xml:space="preserve">If parent document = </w:t>
               </w:r>
             </w:ins>
-            <w:ins w:id="46" w:author="Alhabibi, Haider@Energy [2]" w:date="2023-11-03T10:57:00Z">
+            <w:ins w:id="57" w:author="Alhabibi, Haider@Energy" w:date="2024-04-09T09:08:00Z">
+              <w:r>
+                <w:rPr>
+                  <w:rFonts w:asciiTheme="minorHAnsi" w:hAnsiTheme="minorHAnsi"/>
+                  <w:sz w:val="18"/>
+                  <w:szCs w:val="18"/>
+                </w:rPr>
+                <w:t>LMCI</w:t>
+              </w:r>
+            </w:ins>
+            <w:ins w:id="58" w:author="Alhabibi, Haider@Energy" w:date="2023-11-02T11:40:00Z">
+              <w:r>
+                <w:rPr>
+                  <w:rFonts w:asciiTheme="minorHAnsi" w:hAnsiTheme="minorHAnsi"/>
+                  <w:sz w:val="18"/>
+                  <w:szCs w:val="18"/>
+                </w:rPr>
+                <w:t xml:space="preserve">-MCH-01b, then value = </w:t>
+              </w:r>
+            </w:ins>
+            <w:ins w:id="59" w:author="Alhabibi, Haider@Energy [2]" w:date="2023-11-03T10:57:00Z">
               <w:r>
                 <w:rPr>
                   <w:rFonts w:asciiTheme="minorHAnsi" w:hAnsiTheme="minorHAnsi"/>
@@ -12513,7 +12670,7 @@
                 <w:t>300</w:t>
               </w:r>
             </w:ins>
-            <w:ins w:id="47" w:author="Alhabibi, Haider@Energy" w:date="2023-11-02T11:40:00Z">
+            <w:ins w:id="60" w:author="Alhabibi, Haider@Energy" w:date="2023-11-02T11:40:00Z">
               <w:r>
                 <w:rPr>
                   <w:rFonts w:asciiTheme="minorHAnsi" w:hAnsiTheme="minorHAnsi"/>
@@ -12533,17 +12690,29 @@
                 <w:szCs w:val="18"/>
               </w:rPr>
             </w:pPr>
-            <w:ins w:id="48" w:author="Alhabibi, Haider@Energy [2]" w:date="2023-11-03T10:57:00Z">
+            <w:ins w:id="61" w:author="Alhabibi, Haider@Energy [2]" w:date="2023-11-03T10:57:00Z">
+              <w:del w:id="62" w:author="Alhabibi, Haider@Energy" w:date="2024-04-09T08:31:00Z">
+                <w:r>
+                  <w:rPr>
+                    <w:rFonts w:asciiTheme="minorHAnsi" w:hAnsiTheme="minorHAnsi"/>
+                    <w:sz w:val="18"/>
+                    <w:szCs w:val="18"/>
+                  </w:rPr>
+                  <w:delText>e</w:delText>
+                </w:r>
+              </w:del>
+            </w:ins>
+            <w:ins w:id="63" w:author="Alhabibi, Haider@Energy" w:date="2024-04-09T08:31:00Z">
               <w:r>
                 <w:rPr>
                   <w:rFonts w:asciiTheme="minorHAnsi" w:hAnsiTheme="minorHAnsi"/>
                   <w:sz w:val="18"/>
                   <w:szCs w:val="18"/>
                 </w:rPr>
-                <w:t>e</w:t>
+                <w:t>E</w:t>
               </w:r>
             </w:ins>
-            <w:ins w:id="49" w:author="Alhabibi, Haider@Energy" w:date="2023-11-02T11:40:00Z">
+            <w:ins w:id="64" w:author="Alhabibi, Haider@Energy" w:date="2023-11-02T11:40:00Z">
               <w:r>
                 <w:rPr>
                   <w:rFonts w:asciiTheme="minorHAnsi" w:hAnsiTheme="minorHAnsi"/>
@@ -12553,13 +12722,41 @@
                 <w:t xml:space="preserve">lse </w:t>
               </w:r>
             </w:ins>
-            <w:r>
-              <w:rPr>
-                <w:rFonts w:asciiTheme="minorHAnsi" w:hAnsiTheme="minorHAnsi"/>
-                <w:sz w:val="18"/>
-                <w:szCs w:val="18"/>
-              </w:rPr>
-              <w:t>Reference MCH-01</w:t>
+            <w:del w:id="65" w:author="Alhabibi, Haider@Energy" w:date="2024-04-09T08:31:00Z">
+              <w:r>
+                <w:rPr>
+                  <w:rFonts w:asciiTheme="minorHAnsi" w:hAnsiTheme="minorHAnsi"/>
+                  <w:sz w:val="18"/>
+                  <w:szCs w:val="18"/>
+                </w:rPr>
+                <w:delText xml:space="preserve">Reference </w:delText>
+              </w:r>
+            </w:del>
+            <w:ins w:id="66" w:author="Alhabibi, Haider@Energy" w:date="2024-04-09T08:31:00Z">
+              <w:r>
+                <w:rPr>
+                  <w:rFonts w:asciiTheme="minorHAnsi" w:hAnsiTheme="minorHAnsi"/>
+                  <w:sz w:val="18"/>
+                  <w:szCs w:val="18"/>
+                </w:rPr>
+                <w:t>r</w:t>
+              </w:r>
+              <w:r>
+                <w:rPr>
+                  <w:rFonts w:asciiTheme="minorHAnsi" w:hAnsiTheme="minorHAnsi"/>
+                  <w:sz w:val="18"/>
+                  <w:szCs w:val="18"/>
+                </w:rPr>
+                <w:t xml:space="preserve">eference </w:t>
+              </w:r>
+            </w:ins>
+            <w:r>
+              <w:rPr>
+                <w:rFonts w:asciiTheme="minorHAnsi" w:hAnsiTheme="minorHAnsi"/>
+                <w:sz w:val="18"/>
+                <w:szCs w:val="18"/>
+              </w:rPr>
+              <w:t>MCH-01</w:t>
             </w:r>
             <w:r>
               <w:rPr>
@@ -18085,39 +18282,8 @@
 </file>
 
 <file path=customXml/item1.xml><?xml version="1.0" encoding="utf-8"?>
-<p:properties xmlns:p="http://schemas.microsoft.com/office/2006/metadata/properties" xmlns:xsi="http://www.w3.org/2001/XMLSchema-instance" xmlns:pc="http://schemas.microsoft.com/office/infopath/2007/PartnerControls">
-  <documentManagement>
-    <b26d xmlns="785685f2-c2e1-4352-89aa-3faca8eaba52" xsi:nil="true"/>
-    <DateCCOReviewed xmlns="785685f2-c2e1-4352-89aa-3faca8eaba52" xsi:nil="true"/>
-    <oawc xmlns="785685f2-c2e1-4352-89aa-3faca8eaba52" xsi:nil="true"/>
-    <sipv xmlns="785685f2-c2e1-4352-89aa-3faca8eaba52" xsi:nil="true"/>
-    <_x0074_mv6 xmlns="785685f2-c2e1-4352-89aa-3faca8eaba52">
-      <UserInfo>
-        <DisplayName/>
-        <AccountId xsi:nil="true"/>
-        <AccountType/>
-      </UserInfo>
-    </_x0074_mv6>
-    <CCOReviewr xmlns="785685f2-c2e1-4352-89aa-3faca8eaba52" xsi:nil="true"/>
-    <TaxCatchAll xmlns="5067c814-4b34-462c-a21d-c185ff6548d2" xsi:nil="true"/>
-    <lcf76f155ced4ddcb4097134ff3c332f xmlns="785685f2-c2e1-4352-89aa-3faca8eaba52">
-      <Terms xmlns="http://schemas.microsoft.com/office/infopath/2007/PartnerControls"/>
-    </lcf76f155ced4ddcb4097134ff3c332f>
-  </documentManagement>
-</p:properties>
-</file>
-
-<file path=customXml/item2.xml><?xml version="1.0" encoding="utf-8"?>
-<b:Sources xmlns:b="http://schemas.openxmlformats.org/officeDocument/2006/bibliography" xmlns="http://schemas.openxmlformats.org/officeDocument/2006/bibliography" SelectedStyle="\APA.XSL" StyleName="APA Fifth Edition"/>
-</file>
-
-<file path=customXml/item3.xml><?xml version="1.0" encoding="utf-8"?>
-<b:Sources xmlns:b="http://schemas.openxmlformats.org/officeDocument/2006/bibliography" xmlns="http://schemas.openxmlformats.org/officeDocument/2006/bibliography" SelectedStyle="\APA.XSL" StyleName="APA Fifth Edition"/>
-</file>
-
-<file path=customXml/item4.xml><?xml version="1.0" encoding="utf-8"?>
-<ct:contentTypeSchema xmlns:ct="http://schemas.microsoft.com/office/2006/metadata/contentType" xmlns:ma="http://schemas.microsoft.com/office/2006/metadata/properties/metaAttributes" ct:_="" ma:_="" ma:contentTypeName="Document" ma:contentTypeID="0x01010061DC9A153AAEEE45BACE06E01F8272AC" ma:contentTypeVersion="21" ma:contentTypeDescription="Create a new document." ma:contentTypeScope="" ma:versionID="88efdf97b65d09c9d0c7bbf944c2dedf">
-  <xsd:schema xmlns:xsd="http://www.w3.org/2001/XMLSchema" xmlns:xs="http://www.w3.org/2001/XMLSchema" xmlns:p="http://schemas.microsoft.com/office/2006/metadata/properties" xmlns:ns2="785685f2-c2e1-4352-89aa-3faca8eaba52" xmlns:ns3="5067c814-4b34-462c-a21d-c185ff6548d2" targetNamespace="http://schemas.microsoft.com/office/2006/metadata/properties" ma:root="true" ma:fieldsID="ea7966bcb5d37bb36b188e4d473f173a" ns2:_="" ns3:_="">
+<ct:contentTypeSchema xmlns:ct="http://schemas.microsoft.com/office/2006/metadata/contentType" xmlns:ma="http://schemas.microsoft.com/office/2006/metadata/properties/metaAttributes" ct:_="" ma:_="" ma:contentTypeName="Document" ma:contentTypeID="0x01010061DC9A153AAEEE45BACE06E01F8272AC" ma:contentTypeVersion="22" ma:contentTypeDescription="Create a new document." ma:contentTypeScope="" ma:versionID="f385d176d2edce8649242d2577021922">
+  <xsd:schema xmlns:xsd="http://www.w3.org/2001/XMLSchema" xmlns:xs="http://www.w3.org/2001/XMLSchema" xmlns:p="http://schemas.microsoft.com/office/2006/metadata/properties" xmlns:ns2="785685f2-c2e1-4352-89aa-3faca8eaba52" xmlns:ns3="5067c814-4b34-462c-a21d-c185ff6548d2" targetNamespace="http://schemas.microsoft.com/office/2006/metadata/properties" ma:root="true" ma:fieldsID="d524efdc8979a7138db3d9a62e6dc8ef" ns2:_="" ns3:_="">
     <xsd:import namespace="785685f2-c2e1-4352-89aa-3faca8eaba52"/>
     <xsd:import namespace="5067c814-4b34-462c-a21d-c185ff6548d2"/>
     <xsd:element name="properties">
@@ -18146,6 +18312,7 @@
                 <xsd:element ref="ns2:lcf76f155ced4ddcb4097134ff3c332f" minOccurs="0"/>
                 <xsd:element ref="ns3:TaxCatchAll" minOccurs="0"/>
                 <xsd:element ref="ns2:MediaServiceObjectDetectorVersions" minOccurs="0"/>
+                <xsd:element ref="ns2:MediaServiceSearchProperties" minOccurs="0"/>
               </xsd:all>
             </xsd:complexType>
           </xsd:element>
@@ -18261,6 +18428,11 @@
     <xsd:element name="MediaServiceObjectDetectorVersions" ma:index="28" nillable="true" ma:displayName="MediaServiceObjectDetectorVersions" ma:hidden="true" ma:indexed="true" ma:internalName="MediaServiceObjectDetectorVersions" ma:readOnly="true">
       <xsd:simpleType>
         <xsd:restriction base="dms:Text"/>
+      </xsd:simpleType>
+    </xsd:element>
+    <xsd:element name="MediaServiceSearchProperties" ma:index="29" nillable="true" ma:displayName="MediaServiceSearchProperties" ma:hidden="true" ma:internalName="MediaServiceSearchProperties" ma:readOnly="true">
+      <xsd:simpleType>
+        <xsd:restriction base="dms:Note"/>
       </xsd:simpleType>
     </xsd:element>
   </xsd:schema>
@@ -18404,6 +18576,37 @@
 </ct:contentTypeSchema>
 </file>
 
+<file path=customXml/item2.xml><?xml version="1.0" encoding="utf-8"?>
+<b:Sources xmlns:b="http://schemas.openxmlformats.org/officeDocument/2006/bibliography" xmlns="http://schemas.openxmlformats.org/officeDocument/2006/bibliography" SelectedStyle="\APA.XSL" StyleName="APA Fifth Edition"/>
+</file>
+
+<file path=customXml/item3.xml><?xml version="1.0" encoding="utf-8"?>
+<b:Sources xmlns:b="http://schemas.openxmlformats.org/officeDocument/2006/bibliography" xmlns="http://schemas.openxmlformats.org/officeDocument/2006/bibliography" SelectedStyle="\APA.XSL" StyleName="APA Fifth Edition"/>
+</file>
+
+<file path=customXml/item4.xml><?xml version="1.0" encoding="utf-8"?>
+<p:properties xmlns:p="http://schemas.microsoft.com/office/2006/metadata/properties" xmlns:xsi="http://www.w3.org/2001/XMLSchema-instance" xmlns:pc="http://schemas.microsoft.com/office/infopath/2007/PartnerControls">
+  <documentManagement>
+    <b26d xmlns="785685f2-c2e1-4352-89aa-3faca8eaba52" xsi:nil="true"/>
+    <DateCCOReviewed xmlns="785685f2-c2e1-4352-89aa-3faca8eaba52" xsi:nil="true"/>
+    <oawc xmlns="785685f2-c2e1-4352-89aa-3faca8eaba52" xsi:nil="true"/>
+    <sipv xmlns="785685f2-c2e1-4352-89aa-3faca8eaba52" xsi:nil="true"/>
+    <_x0074_mv6 xmlns="785685f2-c2e1-4352-89aa-3faca8eaba52">
+      <UserInfo>
+        <DisplayName/>
+        <AccountId xsi:nil="true"/>
+        <AccountType/>
+      </UserInfo>
+    </_x0074_mv6>
+    <CCOReviewr xmlns="785685f2-c2e1-4352-89aa-3faca8eaba52" xsi:nil="true"/>
+    <TaxCatchAll xmlns="5067c814-4b34-462c-a21d-c185ff6548d2" xsi:nil="true"/>
+    <lcf76f155ced4ddcb4097134ff3c332f xmlns="785685f2-c2e1-4352-89aa-3faca8eaba52">
+      <Terms xmlns="http://schemas.microsoft.com/office/infopath/2007/PartnerControls"/>
+    </lcf76f155ced4ddcb4097134ff3c332f>
+  </documentManagement>
+</p:properties>
+</file>
+
 <file path=customXml/item5.xml><?xml version="1.0" encoding="utf-8"?>
 <?mso-contentType ?>
 <FormTemplates xmlns="http://schemas.microsoft.com/sharepoint/v3/contenttype/forms">
@@ -18414,34 +18617,7 @@
 </file>
 
 <file path=customXml/itemProps1.xml><?xml version="1.0" encoding="utf-8"?>
-<ds:datastoreItem xmlns:ds="http://schemas.openxmlformats.org/officeDocument/2006/customXml" ds:itemID="{1EEADBF2-AE41-4696-BB1F-627B81B120A2}">
-  <ds:schemaRefs>
-    <ds:schemaRef ds:uri="http://schemas.microsoft.com/office/2006/metadata/properties"/>
-    <ds:schemaRef ds:uri="http://schemas.microsoft.com/office/infopath/2007/PartnerControls"/>
-    <ds:schemaRef ds:uri="785685f2-c2e1-4352-89aa-3faca8eaba52"/>
-    <ds:schemaRef ds:uri="5067c814-4b34-462c-a21d-c185ff6548d2"/>
-  </ds:schemaRefs>
-</ds:datastoreItem>
-</file>
-
-<file path=customXml/itemProps2.xml><?xml version="1.0" encoding="utf-8"?>
-<ds:datastoreItem xmlns:ds="http://schemas.openxmlformats.org/officeDocument/2006/customXml" ds:itemID="{3562C6E4-E58D-4D98-8448-DAB20E18AC5A}">
-  <ds:schemaRefs>
-    <ds:schemaRef ds:uri="http://schemas.openxmlformats.org/officeDocument/2006/bibliography"/>
-  </ds:schemaRefs>
-</ds:datastoreItem>
-</file>
-
-<file path=customXml/itemProps3.xml><?xml version="1.0" encoding="utf-8"?>
-<ds:datastoreItem xmlns:ds="http://schemas.openxmlformats.org/officeDocument/2006/customXml" ds:itemID="{4BB5AA12-C8B8-4CDE-B5EF-1939A92F5DF8}">
-  <ds:schemaRefs>
-    <ds:schemaRef ds:uri="http://schemas.openxmlformats.org/officeDocument/2006/bibliography"/>
-  </ds:schemaRefs>
-</ds:datastoreItem>
-</file>
-
-<file path=customXml/itemProps4.xml><?xml version="1.0" encoding="utf-8"?>
-<ds:datastoreItem xmlns:ds="http://schemas.openxmlformats.org/officeDocument/2006/customXml" ds:itemID="{79E68064-7D0B-4C38-B4DB-CDBC846C2E2F}">
+<ds:datastoreItem xmlns:ds="http://schemas.openxmlformats.org/officeDocument/2006/customXml" ds:itemID="{84BE4D71-E002-4251-9C39-C6EC72BE310B}">
   <ds:schemaRefs>
     <ds:schemaRef ds:uri="http://schemas.microsoft.com/office/2006/metadata/contentType"/>
     <ds:schemaRef ds:uri="http://schemas.microsoft.com/office/2006/metadata/properties/metaAttributes"/>
@@ -18459,6 +18635,33 @@
 </ds:datastoreItem>
 </file>
 
+<file path=customXml/itemProps2.xml><?xml version="1.0" encoding="utf-8"?>
+<ds:datastoreItem xmlns:ds="http://schemas.openxmlformats.org/officeDocument/2006/customXml" ds:itemID="{4BB5AA12-C8B8-4CDE-B5EF-1939A92F5DF8}">
+  <ds:schemaRefs>
+    <ds:schemaRef ds:uri="http://schemas.openxmlformats.org/officeDocument/2006/bibliography"/>
+  </ds:schemaRefs>
+</ds:datastoreItem>
+</file>
+
+<file path=customXml/itemProps3.xml><?xml version="1.0" encoding="utf-8"?>
+<ds:datastoreItem xmlns:ds="http://schemas.openxmlformats.org/officeDocument/2006/customXml" ds:itemID="{3562C6E4-E58D-4D98-8448-DAB20E18AC5A}">
+  <ds:schemaRefs>
+    <ds:schemaRef ds:uri="http://schemas.openxmlformats.org/officeDocument/2006/bibliography"/>
+  </ds:schemaRefs>
+</ds:datastoreItem>
+</file>
+
+<file path=customXml/itemProps4.xml><?xml version="1.0" encoding="utf-8"?>
+<ds:datastoreItem xmlns:ds="http://schemas.openxmlformats.org/officeDocument/2006/customXml" ds:itemID="{1EEADBF2-AE41-4696-BB1F-627B81B120A2}">
+  <ds:schemaRefs>
+    <ds:schemaRef ds:uri="http://schemas.microsoft.com/office/2006/metadata/properties"/>
+    <ds:schemaRef ds:uri="http://schemas.microsoft.com/office/infopath/2007/PartnerControls"/>
+    <ds:schemaRef ds:uri="785685f2-c2e1-4352-89aa-3faca8eaba52"/>
+    <ds:schemaRef ds:uri="5067c814-4b34-462c-a21d-c185ff6548d2"/>
+  </ds:schemaRefs>
+</ds:datastoreItem>
+</file>
+
 <file path=customXml/itemProps5.xml><?xml version="1.0" encoding="utf-8"?>
 <ds:datastoreItem xmlns:ds="http://schemas.openxmlformats.org/officeDocument/2006/customXml" ds:itemID="{DF44994B-DBBD-46BA-AFC1-AC691AB14DB0}">
   <ds:schemaRefs>
